--- a/livrables/lecons/placement-financier/2026-08-15_lecon-placement-financier_10_fiscalite-revenus-capital.docx
+++ b/livrables/lecons/placement-financier/2026-08-15_lecon-placement-financier_10_fiscalite-revenus-capital.docx
@@ -5380,6 +5380,17 @@
           <w:szCs w:val="22"/>
         </w:rPr>
         <w:t xml:space="preserve">Au programme : comment fonctionne l'épargne salariale en entreprise, à quoi servent le Plan d'Épargne Entreprise (PEE) et le PERECO, et quel intérêt présente l'abondement employeur pour maximiser un placement à moindre coût fiscal.</w:t>
+      </w:r>
+      <w:r>
+        <w:rPr>
+          <w:rFonts w:ascii="Times New Roman" w:cs="Times New Roman" w:eastAsia="Times New Roman" w:hAnsi="Times New Roman"/>
+          <w:i/>
+          <w:iCs/>
+          <w:color w:val="6B7280"/>
+          <w:sz w:val="20"/>
+          <w:szCs w:val="20"/>
+        </w:rPr>
+        <w:t xml:space="preserve"> Thèmes annoncés : épargne salariale, PEE, PERECO, intéressement, abondement. [Ajouté le 26/09/2026 : cette ligne nomme, dans les termes de cette section même, ce que la leçon suivante devra traiter ou déclarer non traité. Elle est la condition du contrôle de continuité ajouté ce jour au prompt : sans elle, la leçon suivante ne peut pas être contrôlée sur ce qu'on lui a promis — c'est ce qui est arrivé entre la n°15 et la n°16.]</w:t>
       </w:r>
     </w:p>
     <w:p>
